--- a/Lab1-1190200208/doc/Lab-1 1190200208  李旻翀.docx
+++ b/Lab1-1190200208/doc/Lab-1 1190200208  李旻翀.docx
@@ -310,12 +310,6 @@
             <w:insideH w:val="single" w:color="auto" w:sz="4" w:space="0"/>
             <w:insideV w:val="single" w:color="auto" w:sz="4" w:space="0"/>
           </w:tblBorders>
-          <w:tblCellMar>
-            <w:top w:w="120" w:type="dxa"/>
-            <w:left w:w="60" w:type="dxa"/>
-            <w:bottom w:w="120" w:type="dxa"/>
-            <w:right w:w="60" w:type="dxa"/>
-          </w:tblCellMar>
         </w:tblPrEx>
         <w:trPr>
           <w:trHeight w:val="480" w:hRule="atLeast"/>
@@ -393,12 +387,6 @@
             <w:insideH w:val="single" w:color="auto" w:sz="4" w:space="0"/>
             <w:insideV w:val="single" w:color="auto" w:sz="4" w:space="0"/>
           </w:tblBorders>
-          <w:tblCellMar>
-            <w:top w:w="120" w:type="dxa"/>
-            <w:left w:w="60" w:type="dxa"/>
-            <w:bottom w:w="120" w:type="dxa"/>
-            <w:right w:w="60" w:type="dxa"/>
-          </w:tblCellMar>
         </w:tblPrEx>
         <w:trPr>
           <w:trHeight w:val="480" w:hRule="atLeast"/>
@@ -485,12 +473,6 @@
             <w:insideH w:val="single" w:color="auto" w:sz="4" w:space="0"/>
             <w:insideV w:val="single" w:color="auto" w:sz="4" w:space="0"/>
           </w:tblBorders>
-          <w:tblCellMar>
-            <w:top w:w="120" w:type="dxa"/>
-            <w:left w:w="60" w:type="dxa"/>
-            <w:bottom w:w="120" w:type="dxa"/>
-            <w:right w:w="60" w:type="dxa"/>
-          </w:tblCellMar>
         </w:tblPrEx>
         <w:trPr>
           <w:trHeight w:val="480" w:hRule="atLeast"/>
@@ -577,12 +559,6 @@
             <w:insideH w:val="single" w:color="auto" w:sz="4" w:space="0"/>
             <w:insideV w:val="single" w:color="auto" w:sz="4" w:space="0"/>
           </w:tblBorders>
-          <w:tblCellMar>
-            <w:top w:w="120" w:type="dxa"/>
-            <w:left w:w="60" w:type="dxa"/>
-            <w:bottom w:w="120" w:type="dxa"/>
-            <w:right w:w="60" w:type="dxa"/>
-          </w:tblCellMar>
         </w:tblPrEx>
         <w:trPr>
           <w:trHeight w:val="480" w:hRule="atLeast"/>
@@ -687,12 +663,6 @@
             <w:insideH w:val="single" w:color="auto" w:sz="4" w:space="0"/>
             <w:insideV w:val="single" w:color="auto" w:sz="4" w:space="0"/>
           </w:tblBorders>
-          <w:tblCellMar>
-            <w:top w:w="120" w:type="dxa"/>
-            <w:left w:w="60" w:type="dxa"/>
-            <w:bottom w:w="120" w:type="dxa"/>
-            <w:right w:w="60" w:type="dxa"/>
-          </w:tblCellMar>
         </w:tblPrEx>
         <w:trPr>
           <w:trHeight w:val="480" w:hRule="atLeast"/>
@@ -2224,8 +2194,6 @@
         </w:rPr>
         <w:t>幻方矩阵</w:t>
       </w:r>
-      <w:bookmarkStart w:id="3" w:name="_GoBack"/>
-      <w:bookmarkEnd w:id="3"/>
     </w:p>
     <w:p>
       <w:pPr>
@@ -3502,6 +3470,15 @@
         </w:rPr>
         <w:t>Turtle Graphics</w:t>
       </w:r>
+      <w:r>
+        <w:rPr>
+          <w:rFonts w:hint="eastAsia" w:ascii="宋体" w:hAnsi="宋体" w:eastAsia="宋体"/>
+          <w:color w:val="000000"/>
+          <w:sz w:val="24"/>
+          <w:szCs w:val="24"/>
+        </w:rPr>
+        <w:t>图形库</w:t>
+      </w:r>
     </w:p>
     <w:p>
       <w:pPr>
@@ -5949,6 +5926,17 @@
         </w:rPr>
         <w:t>Social Network</w:t>
       </w:r>
+      <w:r>
+        <w:rPr>
+          <w:rFonts w:hint="eastAsia" w:ascii="宋体" w:hAnsi="宋体" w:eastAsia="宋体"/>
+          <w:color w:val="000000"/>
+          <w:sz w:val="24"/>
+          <w:szCs w:val="24"/>
+        </w:rPr>
+        <w:t>人际关系图</w:t>
+      </w:r>
+      <w:bookmarkStart w:id="3" w:name="_GoBack"/>
+      <w:bookmarkEnd w:id="3"/>
     </w:p>
     <w:p>
       <w:pPr>
@@ -7958,12 +7946,6 @@
             <w:insideH w:val="single" w:color="auto" w:sz="4" w:space="0"/>
             <w:insideV w:val="single" w:color="auto" w:sz="4" w:space="0"/>
           </w:tblBorders>
-          <w:tblCellMar>
-            <w:top w:w="120" w:type="dxa"/>
-            <w:left w:w="60" w:type="dxa"/>
-            <w:bottom w:w="120" w:type="dxa"/>
-            <w:right w:w="60" w:type="dxa"/>
-          </w:tblCellMar>
         </w:tblPrEx>
         <w:trPr>
           <w:trHeight w:val="480" w:hRule="atLeast"/>
@@ -8095,12 +8077,6 @@
             <w:insideH w:val="single" w:color="auto" w:sz="4" w:space="0"/>
             <w:insideV w:val="single" w:color="auto" w:sz="4" w:space="0"/>
           </w:tblBorders>
-          <w:tblCellMar>
-            <w:top w:w="120" w:type="dxa"/>
-            <w:left w:w="60" w:type="dxa"/>
-            <w:bottom w:w="120" w:type="dxa"/>
-            <w:right w:w="60" w:type="dxa"/>
-          </w:tblCellMar>
         </w:tblPrEx>
         <w:trPr>
           <w:trHeight w:val="480" w:hRule="atLeast"/>
@@ -8237,12 +8213,6 @@
             <w:insideH w:val="single" w:color="auto" w:sz="4" w:space="0"/>
             <w:insideV w:val="single" w:color="auto" w:sz="4" w:space="0"/>
           </w:tblBorders>
-          <w:tblCellMar>
-            <w:top w:w="120" w:type="dxa"/>
-            <w:left w:w="60" w:type="dxa"/>
-            <w:bottom w:w="120" w:type="dxa"/>
-            <w:right w:w="60" w:type="dxa"/>
-          </w:tblCellMar>
         </w:tblPrEx>
         <w:trPr>
           <w:trHeight w:val="480" w:hRule="atLeast"/>
@@ -8379,12 +8349,6 @@
             <w:insideH w:val="single" w:color="auto" w:sz="4" w:space="0"/>
             <w:insideV w:val="single" w:color="auto" w:sz="4" w:space="0"/>
           </w:tblBorders>
-          <w:tblCellMar>
-            <w:top w:w="120" w:type="dxa"/>
-            <w:left w:w="60" w:type="dxa"/>
-            <w:bottom w:w="120" w:type="dxa"/>
-            <w:right w:w="60" w:type="dxa"/>
-          </w:tblCellMar>
         </w:tblPrEx>
         <w:trPr>
           <w:trHeight w:val="480" w:hRule="atLeast"/>
@@ -8536,12 +8500,6 @@
             <w:insideH w:val="single" w:color="auto" w:sz="4" w:space="0"/>
             <w:insideV w:val="single" w:color="auto" w:sz="4" w:space="0"/>
           </w:tblBorders>
-          <w:tblCellMar>
-            <w:top w:w="120" w:type="dxa"/>
-            <w:left w:w="60" w:type="dxa"/>
-            <w:bottom w:w="120" w:type="dxa"/>
-            <w:right w:w="60" w:type="dxa"/>
-          </w:tblCellMar>
         </w:tblPrEx>
         <w:trPr>
           <w:trHeight w:val="480" w:hRule="atLeast"/>
@@ -8669,12 +8627,6 @@
             <w:insideH w:val="single" w:color="auto" w:sz="4" w:space="0"/>
             <w:insideV w:val="single" w:color="auto" w:sz="4" w:space="0"/>
           </w:tblBorders>
-          <w:tblCellMar>
-            <w:top w:w="120" w:type="dxa"/>
-            <w:left w:w="60" w:type="dxa"/>
-            <w:bottom w:w="120" w:type="dxa"/>
-            <w:right w:w="60" w:type="dxa"/>
-          </w:tblCellMar>
         </w:tblPrEx>
         <w:trPr>
           <w:trHeight w:val="480" w:hRule="atLeast"/>
@@ -8834,12 +8786,6 @@
             <w:insideH w:val="single" w:color="auto" w:sz="4" w:space="0"/>
             <w:insideV w:val="single" w:color="auto" w:sz="4" w:space="0"/>
           </w:tblBorders>
-          <w:tblCellMar>
-            <w:top w:w="120" w:type="dxa"/>
-            <w:left w:w="60" w:type="dxa"/>
-            <w:bottom w:w="120" w:type="dxa"/>
-            <w:right w:w="60" w:type="dxa"/>
-          </w:tblCellMar>
         </w:tblPrEx>
         <w:trPr>
           <w:trHeight w:val="480" w:hRule="atLeast"/>
@@ -8983,12 +8929,6 @@
             <w:insideH w:val="single" w:color="auto" w:sz="4" w:space="0"/>
             <w:insideV w:val="single" w:color="auto" w:sz="4" w:space="0"/>
           </w:tblBorders>
-          <w:tblCellMar>
-            <w:top w:w="120" w:type="dxa"/>
-            <w:left w:w="60" w:type="dxa"/>
-            <w:bottom w:w="120" w:type="dxa"/>
-            <w:right w:w="60" w:type="dxa"/>
-          </w:tblCellMar>
         </w:tblPrEx>
         <w:trPr>
           <w:trHeight w:val="480" w:hRule="atLeast"/>
@@ -9132,12 +9072,6 @@
             <w:insideH w:val="single" w:color="auto" w:sz="4" w:space="0"/>
             <w:insideV w:val="single" w:color="auto" w:sz="4" w:space="0"/>
           </w:tblBorders>
-          <w:tblCellMar>
-            <w:top w:w="120" w:type="dxa"/>
-            <w:left w:w="60" w:type="dxa"/>
-            <w:bottom w:w="120" w:type="dxa"/>
-            <w:right w:w="60" w:type="dxa"/>
-          </w:tblCellMar>
         </w:tblPrEx>
         <w:trPr>
           <w:trHeight w:val="480" w:hRule="atLeast"/>
@@ -9265,12 +9199,6 @@
             <w:insideH w:val="single" w:color="auto" w:sz="4" w:space="0"/>
             <w:insideV w:val="single" w:color="auto" w:sz="4" w:space="0"/>
           </w:tblBorders>
-          <w:tblCellMar>
-            <w:top w:w="120" w:type="dxa"/>
-            <w:left w:w="60" w:type="dxa"/>
-            <w:bottom w:w="120" w:type="dxa"/>
-            <w:right w:w="60" w:type="dxa"/>
-          </w:tblCellMar>
         </w:tblPrEx>
         <w:trPr>
           <w:trHeight w:val="480" w:hRule="atLeast"/>
@@ -9414,12 +9342,6 @@
             <w:insideH w:val="single" w:color="auto" w:sz="4" w:space="0"/>
             <w:insideV w:val="single" w:color="auto" w:sz="4" w:space="0"/>
           </w:tblBorders>
-          <w:tblCellMar>
-            <w:top w:w="120" w:type="dxa"/>
-            <w:left w:w="60" w:type="dxa"/>
-            <w:bottom w:w="120" w:type="dxa"/>
-            <w:right w:w="60" w:type="dxa"/>
-          </w:tblCellMar>
         </w:tblPrEx>
         <w:trPr>
           <w:trHeight w:val="480" w:hRule="atLeast"/>
@@ -9547,12 +9469,6 @@
             <w:insideH w:val="single" w:color="auto" w:sz="4" w:space="0"/>
             <w:insideV w:val="single" w:color="auto" w:sz="4" w:space="0"/>
           </w:tblBorders>
-          <w:tblCellMar>
-            <w:top w:w="120" w:type="dxa"/>
-            <w:left w:w="60" w:type="dxa"/>
-            <w:bottom w:w="120" w:type="dxa"/>
-            <w:right w:w="60" w:type="dxa"/>
-          </w:tblCellMar>
         </w:tblPrEx>
         <w:trPr>
           <w:trHeight w:val="480" w:hRule="atLeast"/>
@@ -9744,12 +9660,6 @@
             <w:insideH w:val="single" w:color="auto" w:sz="4" w:space="0"/>
             <w:insideV w:val="single" w:color="auto" w:sz="4" w:space="0"/>
           </w:tblBorders>
-          <w:tblCellMar>
-            <w:top w:w="120" w:type="dxa"/>
-            <w:left w:w="60" w:type="dxa"/>
-            <w:bottom w:w="120" w:type="dxa"/>
-            <w:right w:w="60" w:type="dxa"/>
-          </w:tblCellMar>
         </w:tblPrEx>
         <w:trPr>
           <w:trHeight w:val="480" w:hRule="atLeast"/>
@@ -9893,12 +9803,6 @@
             <w:insideH w:val="single" w:color="auto" w:sz="4" w:space="0"/>
             <w:insideV w:val="single" w:color="auto" w:sz="4" w:space="0"/>
           </w:tblBorders>
-          <w:tblCellMar>
-            <w:top w:w="120" w:type="dxa"/>
-            <w:left w:w="60" w:type="dxa"/>
-            <w:bottom w:w="120" w:type="dxa"/>
-            <w:right w:w="60" w:type="dxa"/>
-          </w:tblCellMar>
         </w:tblPrEx>
         <w:trPr>
           <w:trHeight w:val="480" w:hRule="atLeast"/>
@@ -10123,12 +10027,6 @@
             <w:insideH w:val="single" w:color="auto" w:sz="4" w:space="0"/>
             <w:insideV w:val="single" w:color="auto" w:sz="4" w:space="0"/>
           </w:tblBorders>
-          <w:tblCellMar>
-            <w:top w:w="120" w:type="dxa"/>
-            <w:left w:w="60" w:type="dxa"/>
-            <w:bottom w:w="120" w:type="dxa"/>
-            <w:right w:w="60" w:type="dxa"/>
-          </w:tblCellMar>
         </w:tblPrEx>
         <w:trPr>
           <w:trHeight w:val="480" w:hRule="atLeast"/>
@@ -10202,12 +10100,6 @@
             <w:insideH w:val="single" w:color="auto" w:sz="4" w:space="0"/>
             <w:insideV w:val="single" w:color="auto" w:sz="4" w:space="0"/>
           </w:tblBorders>
-          <w:tblCellMar>
-            <w:top w:w="120" w:type="dxa"/>
-            <w:left w:w="60" w:type="dxa"/>
-            <w:bottom w:w="120" w:type="dxa"/>
-            <w:right w:w="60" w:type="dxa"/>
-          </w:tblCellMar>
         </w:tblPrEx>
         <w:trPr>
           <w:trHeight w:val="480" w:hRule="atLeast"/>
@@ -10313,12 +10205,6 @@
             <w:insideH w:val="single" w:color="auto" w:sz="4" w:space="0"/>
             <w:insideV w:val="single" w:color="auto" w:sz="4" w:space="0"/>
           </w:tblBorders>
-          <w:tblCellMar>
-            <w:top w:w="120" w:type="dxa"/>
-            <w:left w:w="60" w:type="dxa"/>
-            <w:bottom w:w="120" w:type="dxa"/>
-            <w:right w:w="60" w:type="dxa"/>
-          </w:tblCellMar>
         </w:tblPrEx>
         <w:trPr>
           <w:trHeight w:val="480" w:hRule="atLeast"/>
@@ -10454,12 +10340,6 @@
             <w:insideH w:val="single" w:color="auto" w:sz="4" w:space="0"/>
             <w:insideV w:val="single" w:color="auto" w:sz="4" w:space="0"/>
           </w:tblBorders>
-          <w:tblCellMar>
-            <w:top w:w="120" w:type="dxa"/>
-            <w:left w:w="60" w:type="dxa"/>
-            <w:bottom w:w="120" w:type="dxa"/>
-            <w:right w:w="60" w:type="dxa"/>
-          </w:tblCellMar>
         </w:tblPrEx>
         <w:trPr>
           <w:trHeight w:val="480" w:hRule="atLeast"/>
@@ -12657,7 +12537,7 @@
 </file>
 
 <file path=customXml/item1.xml><?xml version="1.0" encoding="utf-8"?>
-<b:Sources xmlns:w="http://schemas.openxmlformats.org/wordprocessingml/2006/main" xmlns:m="http://schemas.openxmlformats.org/officeDocument/2006/math" xmlns:w14="http://schemas.microsoft.com/office/word/2010/wordml" xmlns:r="http://schemas.openxmlformats.org/officeDocument/2006/relationships" xmlns:wp="http://schemas.openxmlformats.org/drawingml/2006/wordprocessingDrawing" xmlns:a="http://schemas.openxmlformats.org/drawingml/2006/main" xmlns:wp14="http://schemas.microsoft.com/office/word/2010/wordprocessingDrawing" xmlns:w15="http://schemas.microsoft.com/office/word/2012/wordml" xmlns:mc="http://schemas.openxmlformats.org/markup-compatibility/2006" xmlns:sl="http://schemas.openxmlformats.org/schemaLibrary/2006/main" xmlns:wne="http://schemas.microsoft.com/office/word/2006/wordml" xmlns:c="http://schemas.openxmlformats.org/drawingml/2006/chart" xmlns:cdr="http://schemas.openxmlformats.org/drawingml/2006/chartDrawing" xmlns:c14="http://schemas.microsoft.com/office/drawing/2007/8/2/chart" xmlns:dgm="http://schemas.openxmlformats.org/drawingml/2006/diagram" xmlns:pic="http://schemas.openxmlformats.org/drawingml/2006/picture" xmlns:xdr="http://schemas.openxmlformats.org/drawingml/2006/spreadsheetDrawing" xmlns:dsp="http://schemas.microsoft.com/office/drawing/2008/diagram" xmlns:xvml="urn:schemas-microsoft-com:office:excel" xmlns:o="urn:schemas-microsoft-com:office:office" xmlns:v="urn:schemas-microsoft-com:vml" xmlns:w10="urn:schemas-microsoft-com:office:word" xmlns:pvml="urn:schemas-microsoft-com:office:powerpoint" xmlns:cppr="http://schemas.microsoft.com/office/2006/coverPageProps" xmlns:odx="http://opendope.org/xpaths" xmlns:odc="http://opendope.org/conditions" xmlns:odq="http://opendope.org/questions" xmlns:oda="http://opendope.org/answers" xmlns:odi="http://opendope.org/components" xmlns:odgm="http://opendope.org/SmartArt/DataHierarchy" xmlns:b="http://schemas.openxmlformats.org/officeDocument/2006/bibliography" xmlns:wps="http://schemas.microsoft.com/office/word/2010/wordprocessingShape" xmlns:w16se="http://schemas.microsoft.com/office/word/2015/wordml/symex" xmlns:w16cid="http://schemas.microsoft.com/office/word/2016/wordml/cid" xmlns:wetp="http://schemas.microsoft.com/office/webextensions/taskpanes/2010/11" xmlns:we="http://schemas.microsoft.com/office/webextensions/webextension/2010/11" xmlns:comp="http://schemas.openxmlformats.org/drawingml/2006/compatibility" xmlns:lc="http://schemas.openxmlformats.org/drawingml/2006/lockedCanvas" SelectedStyle="\APASixthEditionOfficeOnline.xsl" StyleName="APA"/>
+<b:Sources xmlns:odgm="http://opendope.org/SmartArt/DataHierarchy" xmlns:dgm="http://schemas.openxmlformats.org/drawingml/2006/diagram" xmlns:we="http://schemas.microsoft.com/office/webextensions/webextension/2010/11" xmlns:wne="http://schemas.microsoft.com/office/word/2006/wordml" xmlns:dsp="http://schemas.microsoft.com/office/drawing/2008/diagram" xmlns:comp="http://schemas.openxmlformats.org/drawingml/2006/compatibility" xmlns:wp14="http://schemas.microsoft.com/office/word/2010/wordprocessingDrawing" xmlns:odx="http://opendope.org/xpaths" xmlns:odc="http://opendope.org/conditions" xmlns:xvml="urn:schemas-microsoft-com:office:excel" xmlns:cppr="http://schemas.microsoft.com/office/2006/coverPageProps" xmlns:wp="http://schemas.openxmlformats.org/drawingml/2006/wordprocessingDrawing" xmlns:w14="http://schemas.microsoft.com/office/word/2010/wordml" xmlns:pic="http://schemas.openxmlformats.org/drawingml/2006/picture" xmlns:xdr="http://schemas.openxmlformats.org/drawingml/2006/spreadsheetDrawing" xmlns:lc="http://schemas.openxmlformats.org/drawingml/2006/lockedCanvas" xmlns:m="http://schemas.openxmlformats.org/officeDocument/2006/math" xmlns:mc="http://schemas.openxmlformats.org/markup-compatibility/2006" xmlns:odi="http://opendope.org/components" xmlns:b="http://schemas.openxmlformats.org/officeDocument/2006/bibliography" xmlns:odq="http://opendope.org/questions" xmlns:oda="http://opendope.org/answers" xmlns:wps="http://schemas.microsoft.com/office/word/2010/wordprocessingShape" xmlns:cdr="http://schemas.openxmlformats.org/drawingml/2006/chartDrawing" xmlns:w16cid="http://schemas.microsoft.com/office/word/2016/wordml/cid" xmlns:w15="http://schemas.microsoft.com/office/word/2012/wordml" xmlns:v="urn:schemas-microsoft-com:vml" xmlns:w16se="http://schemas.microsoft.com/office/word/2015/wordml/symex" xmlns:pvml="urn:schemas-microsoft-com:office:powerpoint" xmlns:wetp="http://schemas.microsoft.com/office/webextensions/taskpanes/2010/11" xmlns:c="http://schemas.openxmlformats.org/drawingml/2006/chart" xmlns:w="http://schemas.openxmlformats.org/wordprocessingml/2006/main" xmlns:c14="http://schemas.microsoft.com/office/drawing/2007/8/2/chart" xmlns:w10="urn:schemas-microsoft-com:office:word" xmlns:sl="http://schemas.openxmlformats.org/schemaLibrary/2006/main" xmlns:o="urn:schemas-microsoft-com:office:office" xmlns:r="http://schemas.openxmlformats.org/officeDocument/2006/relationships" xmlns:a="http://schemas.openxmlformats.org/drawingml/2006/main" StyleName="APA" SelectedStyle="\APASixthEditionOfficeOnline.xsl"/>
 </file>
 
 <file path=customXml/itemProps1.xml><?xml version="1.0" encoding="utf-8"?>
